--- a/9-交付管理/运行记录类文件/090207-天津港引航中心引航信息系统及设备维护项目-阶段性总结报告（截止2025年12月）.docx
+++ b/9-交付管理/运行记录类文件/090207-天津港引航中心引航信息系统及设备维护项目-阶段性总结报告（截止2025年12月）.docx
@@ -153,6 +153,8 @@
         <w:bidi w:val="0"/>
         <w:rPr>
           <w:rFonts w:hint="default"/>
+          <w:sz w:val="36"/>
+          <w:szCs w:val="36"/>
           <w:lang w:val="en-US" w:eastAsia="zh-CN"/>
         </w:rPr>
       </w:pPr>
@@ -160,6 +162,8 @@
       <w:r>
         <w:rPr>
           <w:rFonts w:hint="eastAsia"/>
+          <w:sz w:val="36"/>
+          <w:szCs w:val="36"/>
           <w:lang w:eastAsia="zh-CN"/>
         </w:rPr>
         <w:t>天津港引航中心引航信息系统及设备维护项目阶段性总结报告</w:t>
@@ -168,6 +172,8 @@
       <w:r>
         <w:rPr>
           <w:rFonts w:hint="eastAsia"/>
+          <w:sz w:val="36"/>
+          <w:szCs w:val="36"/>
           <w:lang w:eastAsia="zh-CN"/>
         </w:rPr>
         <w:br w:type="textWrapping"/>
@@ -175,18 +181,11 @@
       <w:r>
         <w:rPr>
           <w:rFonts w:hint="eastAsia"/>
+          <w:sz w:val="36"/>
+          <w:szCs w:val="36"/>
           <w:lang w:val="en-US" w:eastAsia="zh-CN"/>
         </w:rPr>
-        <w:t>(截止2025年12月</w:t>
-      </w:r>
-      <w:bookmarkStart w:id="41" w:name="_GoBack"/>
-      <w:bookmarkEnd w:id="41"/>
-      <w:r>
-        <w:rPr>
-          <w:rFonts w:hint="eastAsia"/>
-          <w:lang w:val="en-US" w:eastAsia="zh-CN"/>
-        </w:rPr>
-        <w:t>)</w:t>
+        <w:t>(截止2025年12月)</w:t>
       </w:r>
     </w:p>
     <w:tbl>
@@ -246,8 +245,9 @@
               <w:ind w:firstLine="0" w:firstLineChars="0"/>
               <w:jc w:val="both"/>
               <w:rPr>
-                <w:rFonts w:hint="eastAsia" w:ascii="宋体" w:hAnsi="宋体" w:cs="宋体"/>
+                <w:rFonts w:hint="eastAsia" w:ascii="宋体" w:hAnsi="宋体" w:eastAsia="宋体" w:cs="宋体"/>
                 <w:sz w:val="21"/>
+                <w:lang w:eastAsia="zh-CN"/>
               </w:rPr>
             </w:pPr>
             <w:r>
@@ -275,7 +275,13 @@
           <w:p>
             <w:pPr>
               <w:pStyle w:val="30"/>
+              <w:keepLines w:val="0"/>
+              <w:pageBreakBefore w:val="0"/>
               <w:widowControl w:val="0"/>
+              <w:wordWrap/>
+              <w:overflowPunct/>
+              <w:topLinePunct w:val="0"/>
+              <w:bidi w:val="0"/>
               <w:ind w:firstLine="420"/>
               <w:jc w:val="both"/>
               <w:rPr>
@@ -302,6 +308,7 @@
                 <w:rFonts w:hint="eastAsia"/>
                 <w:sz w:val="21"/>
                 <w:u w:val="single"/>
+                <w:lang w:val="en-US" w:eastAsia="zh-CN"/>
               </w:rPr>
               <w:t>12</w:t>
             </w:r>
@@ -317,8 +324,17 @@
                 <w:rFonts w:hint="eastAsia"/>
                 <w:sz w:val="21"/>
                 <w:u w:val="single"/>
-              </w:rPr>
-              <w:t>20</w:t>
+                <w:lang w:val="en-US" w:eastAsia="zh-CN"/>
+              </w:rPr>
+              <w:t>2</w:t>
+            </w:r>
+            <w:r>
+              <w:rPr>
+                <w:rFonts w:hint="eastAsia"/>
+                <w:sz w:val="21"/>
+                <w:u w:val="single"/>
+              </w:rPr>
+              <w:t>0</w:t>
             </w:r>
           </w:p>
         </w:tc>
@@ -355,8 +371,9 @@
               <w:ind w:firstLine="0" w:firstLineChars="0"/>
               <w:jc w:val="both"/>
               <w:rPr>
-                <w:rFonts w:hint="eastAsia" w:ascii="宋体" w:hAnsi="宋体" w:cs="宋体"/>
+                <w:rFonts w:hint="eastAsia" w:ascii="宋体" w:hAnsi="宋体" w:eastAsia="宋体" w:cs="宋体"/>
                 <w:sz w:val="21"/>
+                <w:lang w:val="en-US" w:eastAsia="zh-CN"/>
               </w:rPr>
             </w:pPr>
             <w:r>
@@ -384,7 +401,13 @@
           <w:p>
             <w:pPr>
               <w:pStyle w:val="30"/>
+              <w:keepLines w:val="0"/>
+              <w:pageBreakBefore w:val="0"/>
               <w:widowControl w:val="0"/>
+              <w:wordWrap/>
+              <w:overflowPunct/>
+              <w:topLinePunct w:val="0"/>
+              <w:bidi w:val="0"/>
               <w:ind w:firstLine="420"/>
               <w:jc w:val="both"/>
               <w:rPr>
@@ -396,8 +419,16 @@
               <w:rPr>
                 <w:rFonts w:hint="eastAsia" w:ascii="宋体" w:hAnsi="宋体" w:cs="宋体"/>
                 <w:sz w:val="21"/>
-              </w:rPr>
-              <w:t>编制时间:</w:t>
+                <w:lang w:val="en-US" w:eastAsia="zh-CN"/>
+              </w:rPr>
+              <w:t>审核</w:t>
+            </w:r>
+            <w:r>
+              <w:rPr>
+                <w:rFonts w:hint="eastAsia" w:ascii="宋体" w:hAnsi="宋体" w:cs="宋体"/>
+                <w:sz w:val="21"/>
+              </w:rPr>
+              <w:t>时间:</w:t>
             </w:r>
             <w:r>
               <w:rPr>
@@ -411,6 +442,7 @@
                 <w:rFonts w:hint="eastAsia"/>
                 <w:sz w:val="21"/>
                 <w:u w:val="single"/>
+                <w:lang w:val="en-US" w:eastAsia="zh-CN"/>
               </w:rPr>
               <w:t>12</w:t>
             </w:r>
@@ -426,8 +458,17 @@
                 <w:rFonts w:hint="eastAsia"/>
                 <w:sz w:val="21"/>
                 <w:u w:val="single"/>
-              </w:rPr>
-              <w:t>20</w:t>
+                <w:lang w:val="en-US" w:eastAsia="zh-CN"/>
+              </w:rPr>
+              <w:t>2</w:t>
+            </w:r>
+            <w:r>
+              <w:rPr>
+                <w:rFonts w:hint="eastAsia"/>
+                <w:sz w:val="21"/>
+                <w:u w:val="single"/>
+              </w:rPr>
+              <w:t>0</w:t>
             </w:r>
           </w:p>
         </w:tc>
@@ -460,7 +501,13 @@
           <w:p>
             <w:pPr>
               <w:pStyle w:val="30"/>
+              <w:keepLines w:val="0"/>
+              <w:pageBreakBefore w:val="0"/>
               <w:widowControl w:val="0"/>
+              <w:wordWrap/>
+              <w:overflowPunct/>
+              <w:topLinePunct w:val="0"/>
+              <w:bidi w:val="0"/>
               <w:ind w:firstLine="0" w:firstLineChars="0"/>
               <w:jc w:val="both"/>
               <w:rPr>
@@ -492,7 +539,13 @@
           <w:p>
             <w:pPr>
               <w:pStyle w:val="30"/>
+              <w:keepLines w:val="0"/>
+              <w:pageBreakBefore w:val="0"/>
               <w:widowControl w:val="0"/>
+              <w:wordWrap/>
+              <w:overflowPunct/>
+              <w:topLinePunct w:val="0"/>
+              <w:bidi w:val="0"/>
               <w:ind w:firstLine="420"/>
               <w:jc w:val="both"/>
               <w:rPr>
@@ -519,6 +572,7 @@
                 <w:rFonts w:hint="eastAsia"/>
                 <w:sz w:val="21"/>
                 <w:u w:val="single"/>
+                <w:lang w:val="en-US" w:eastAsia="zh-CN"/>
               </w:rPr>
               <w:t>12</w:t>
             </w:r>
@@ -534,8 +588,19 @@
                 <w:rFonts w:hint="eastAsia"/>
                 <w:sz w:val="21"/>
                 <w:u w:val="single"/>
-              </w:rPr>
-              <w:t>20</w:t>
+                <w:lang w:val="en-US" w:eastAsia="zh-CN"/>
+              </w:rPr>
+              <w:t>2</w:t>
+            </w:r>
+            <w:bookmarkStart w:id="41" w:name="_GoBack"/>
+            <w:bookmarkEnd w:id="41"/>
+            <w:r>
+              <w:rPr>
+                <w:rFonts w:hint="eastAsia"/>
+                <w:sz w:val="21"/>
+                <w:u w:val="single"/>
+              </w:rPr>
+              <w:t>0</w:t>
             </w:r>
           </w:p>
         </w:tc>
@@ -3068,8 +3133,8 @@
         <w:pStyle w:val="29"/>
         <w:bidi w:val="0"/>
       </w:pPr>
-      <w:bookmarkStart w:id="2" w:name="_Toc1727"/>
-      <w:bookmarkStart w:id="3" w:name="heading_1"/>
+      <w:bookmarkStart w:id="2" w:name="heading_1"/>
+      <w:bookmarkStart w:id="3" w:name="_Toc1727"/>
       <w:r>
         <w:t>阶段概述与目标回顾</w:t>
       </w:r>
@@ -3192,8 +3257,8 @@
         <w:pStyle w:val="29"/>
         <w:bidi w:val="0"/>
       </w:pPr>
-      <w:bookmarkStart w:id="4" w:name="heading_2"/>
-      <w:bookmarkStart w:id="5" w:name="_Toc3000"/>
+      <w:bookmarkStart w:id="4" w:name="_Toc3000"/>
+      <w:bookmarkStart w:id="5" w:name="heading_2"/>
       <w:r>
         <w:t>主要工作成果与完成情况</w:t>
       </w:r>
@@ -5847,8 +5912,8 @@
         <w:pStyle w:val="31"/>
         <w:bidi w:val="0"/>
       </w:pPr>
-      <w:bookmarkStart w:id="10" w:name="heading_5"/>
-      <w:bookmarkStart w:id="11" w:name="_Toc1838"/>
+      <w:bookmarkStart w:id="10" w:name="_Toc1838"/>
+      <w:bookmarkStart w:id="11" w:name="heading_5"/>
       <w:r>
         <w:t>日常响应与问题处理</w:t>
       </w:r>
@@ -5883,14 +5948,6 @@
       </w:tblGrid>
       <w:tr>
         <w:tblPrEx>
-          <w:tblBorders>
-            <w:top w:val="none" w:color="DEE0E3" w:sz="0" w:space="0"/>
-            <w:left w:val="none" w:color="DEE0E3" w:sz="0" w:space="0"/>
-            <w:bottom w:val="none" w:color="DEE0E3" w:sz="0" w:space="0"/>
-            <w:right w:val="none" w:color="DEE0E3" w:sz="0" w:space="0"/>
-            <w:insideH w:val="none" w:color="DEE0E3" w:sz="0" w:space="0"/>
-            <w:insideV w:val="none" w:color="DEE0E3" w:sz="0" w:space="0"/>
-          </w:tblBorders>
           <w:tblCellMar>
             <w:top w:w="0" w:type="dxa"/>
             <w:left w:w="10" w:type="dxa"/>
@@ -7588,8 +7645,8 @@
         <w:pStyle w:val="29"/>
         <w:bidi w:val="0"/>
       </w:pPr>
-      <w:bookmarkStart w:id="14" w:name="heading_7"/>
-      <w:bookmarkStart w:id="15" w:name="_Toc28880"/>
+      <w:bookmarkStart w:id="14" w:name="_Toc28880"/>
+      <w:bookmarkStart w:id="15" w:name="heading_7"/>
       <w:r>
         <w:t>关键绩效指标与交付物达成情况</w:t>
       </w:r>
@@ -7601,8 +7658,8 @@
         <w:pStyle w:val="31"/>
         <w:bidi w:val="0"/>
       </w:pPr>
-      <w:bookmarkStart w:id="16" w:name="heading_8"/>
-      <w:bookmarkStart w:id="17" w:name="_Toc13924"/>
+      <w:bookmarkStart w:id="16" w:name="_Toc13924"/>
+      <w:bookmarkStart w:id="17" w:name="heading_8"/>
       <w:r>
         <w:t>关键绩效指标达成情况</w:t>
       </w:r>
@@ -9602,8 +9659,8 @@
         <w:pStyle w:val="31"/>
         <w:bidi w:val="0"/>
       </w:pPr>
-      <w:bookmarkStart w:id="18" w:name="heading_9"/>
-      <w:bookmarkStart w:id="19" w:name="_Toc24590"/>
+      <w:bookmarkStart w:id="18" w:name="_Toc24590"/>
+      <w:bookmarkStart w:id="19" w:name="heading_9"/>
       <w:r>
         <w:t>关键交付物完成情况</w:t>
       </w:r>
@@ -12014,8 +12071,8 @@
         <w:pStyle w:val="31"/>
         <w:bidi w:val="0"/>
       </w:pPr>
-      <w:bookmarkStart w:id="24" w:name="heading_12"/>
-      <w:bookmarkStart w:id="25" w:name="_Toc11565"/>
+      <w:bookmarkStart w:id="24" w:name="_Toc11565"/>
+      <w:bookmarkStart w:id="25" w:name="heading_12"/>
       <w:r>
         <w:t>解决方案与措施</w:t>
       </w:r>
@@ -12177,8 +12234,8 @@
         <w:pStyle w:val="31"/>
         <w:bidi w:val="0"/>
       </w:pPr>
-      <w:bookmarkStart w:id="29" w:name="heading_13"/>
-      <w:bookmarkStart w:id="30" w:name="_Toc7303"/>
+      <w:bookmarkStart w:id="29" w:name="_Toc7303"/>
+      <w:bookmarkStart w:id="30" w:name="heading_13"/>
       <w:r>
         <w:t>经验总结</w:t>
       </w:r>
